--- a/AdrianNadeauResume.docx
+++ b/AdrianNadeauResume.docx
@@ -711,7 +711,9 @@
               <w:jc w:val="both"/>
               <w:rPr>
                 <w:rFonts w:eastAsia="Times New Roman" w:cs="Times New Roman"/>
-                <w:szCs w:val="24"/>
+                <w:color w:val="000000"/>
+                <w:sz w:val="20"/>
+                <w:szCs w:val="20"/>
               </w:rPr>
             </w:pPr>
             <w:r>
@@ -758,7 +760,83 @@
                 <w:sz w:val="20"/>
                 <w:szCs w:val="20"/>
               </w:rPr>
+              <w:t xml:space="preserve"> </w:t>
+            </w:r>
+            <w:r>
+              <w:rPr>
+                <w:rFonts w:eastAsia="Times New Roman" w:cs="Times New Roman"/>
+                <w:color w:val="000000"/>
+                <w:sz w:val="20"/>
+                <w:szCs w:val="20"/>
+              </w:rPr>
+              <w:t>React</w:t>
+            </w:r>
+          </w:p>
+          <w:p>
+            <w:pPr>
+              <w:spacing w:after="0" w:line="240" w:lineRule="auto"/>
+              <w:jc w:val="both"/>
+              <w:rPr>
+                <w:rFonts w:eastAsia="Times New Roman" w:cs="Times New Roman"/>
+                <w:color w:val="000000"/>
+                <w:sz w:val="20"/>
+                <w:szCs w:val="20"/>
+              </w:rPr>
+            </w:pPr>
+            <w:r>
+              <w:rPr>
+                <w:rFonts w:ascii="Segoe UI Symbol" w:eastAsia="Times New Roman" w:hAnsi="Segoe UI Symbol" w:cs="Segoe UI Symbol"/>
+                <w:color w:val="000000"/>
+                <w:sz w:val="20"/>
+                <w:szCs w:val="20"/>
+              </w:rPr>
+              <w:t>✓</w:t>
+            </w:r>
+            <w:r>
+              <w:rPr>
+                <w:rFonts w:eastAsia="Times New Roman" w:cs="Times New Roman"/>
+                <w:color w:val="000000"/>
+                <w:sz w:val="20"/>
+                <w:szCs w:val="20"/>
+              </w:rPr>
               <w:t xml:space="preserve"> HTML5, CSS3, DOM</w:t>
+            </w:r>
+          </w:p>
+          <w:p>
+            <w:pPr>
+              <w:spacing w:after="0" w:line="240" w:lineRule="auto"/>
+              <w:jc w:val="both"/>
+              <w:rPr>
+                <w:rFonts w:eastAsia="Times New Roman" w:cs="Times New Roman"/>
+                <w:szCs w:val="24"/>
+              </w:rPr>
+            </w:pPr>
+            <w:r>
+              <w:rPr>
+                <w:rFonts w:ascii="Segoe UI Symbol" w:eastAsia="Times New Roman" w:hAnsi="Segoe UI Symbol" w:cs="Segoe UI Symbol"/>
+                <w:color w:val="000000"/>
+                <w:sz w:val="20"/>
+                <w:szCs w:val="20"/>
+              </w:rPr>
+              <w:t>✓</w:t>
+            </w:r>
+            <w:r>
+              <w:rPr>
+                <w:rFonts w:eastAsia="Times New Roman" w:cs="Times New Roman"/>
+                <w:color w:val="000000"/>
+                <w:sz w:val="20"/>
+                <w:szCs w:val="20"/>
+              </w:rPr>
+              <w:t xml:space="preserve"> </w:t>
+            </w:r>
+            <w:r>
+              <w:rPr>
+                <w:rFonts w:eastAsia="Times New Roman" w:cs="Times New Roman"/>
+                <w:color w:val="000000"/>
+                <w:sz w:val="20"/>
+                <w:szCs w:val="20"/>
+              </w:rPr>
+              <w:t>Bootstrap</w:t>
             </w:r>
           </w:p>
           <w:p>
@@ -953,7 +1031,9 @@
               <w:jc w:val="both"/>
               <w:rPr>
                 <w:rFonts w:eastAsia="Times New Roman" w:cs="Times New Roman"/>
-                <w:szCs w:val="24"/>
+                <w:color w:val="000000"/>
+                <w:sz w:val="20"/>
+                <w:szCs w:val="20"/>
               </w:rPr>
             </w:pPr>
             <w:r>
@@ -973,6 +1053,82 @@
                 <w:szCs w:val="20"/>
               </w:rPr>
               <w:t xml:space="preserve"> Jira</w:t>
+            </w:r>
+          </w:p>
+          <w:p>
+            <w:pPr>
+              <w:spacing w:after="0" w:line="240" w:lineRule="auto"/>
+              <w:jc w:val="both"/>
+              <w:rPr>
+                <w:rFonts w:eastAsia="Times New Roman" w:cs="Times New Roman"/>
+                <w:color w:val="000000"/>
+                <w:sz w:val="20"/>
+                <w:szCs w:val="20"/>
+              </w:rPr>
+            </w:pPr>
+            <w:r>
+              <w:rPr>
+                <w:rFonts w:ascii="Segoe UI Symbol" w:eastAsia="Times New Roman" w:hAnsi="Segoe UI Symbol" w:cs="Segoe UI Symbol"/>
+                <w:color w:val="000000"/>
+                <w:sz w:val="20"/>
+                <w:szCs w:val="20"/>
+              </w:rPr>
+              <w:t>✓</w:t>
+            </w:r>
+            <w:r>
+              <w:rPr>
+                <w:rFonts w:eastAsia="Times New Roman" w:cs="Times New Roman"/>
+                <w:color w:val="000000"/>
+                <w:sz w:val="20"/>
+                <w:szCs w:val="20"/>
+              </w:rPr>
+              <w:t xml:space="preserve"> </w:t>
+            </w:r>
+            <w:r>
+              <w:rPr>
+                <w:rFonts w:eastAsia="Times New Roman" w:cs="Times New Roman"/>
+                <w:color w:val="000000"/>
+                <w:sz w:val="20"/>
+                <w:szCs w:val="20"/>
+              </w:rPr>
+              <w:t>PowerShell</w:t>
+            </w:r>
+          </w:p>
+          <w:p>
+            <w:pPr>
+              <w:spacing w:after="0" w:line="240" w:lineRule="auto"/>
+              <w:jc w:val="both"/>
+              <w:rPr>
+                <w:rFonts w:eastAsia="Times New Roman" w:cs="Times New Roman"/>
+                <w:szCs w:val="24"/>
+              </w:rPr>
+            </w:pPr>
+            <w:r>
+              <w:rPr>
+                <w:rFonts w:ascii="Segoe UI Symbol" w:eastAsia="Times New Roman" w:hAnsi="Segoe UI Symbol" w:cs="Segoe UI Symbol"/>
+                <w:color w:val="000000"/>
+                <w:sz w:val="20"/>
+                <w:szCs w:val="20"/>
+              </w:rPr>
+              <w:t>✓</w:t>
+            </w:r>
+            <w:r>
+              <w:rPr>
+                <w:rFonts w:eastAsia="Times New Roman" w:cs="Times New Roman"/>
+                <w:color w:val="000000"/>
+                <w:sz w:val="20"/>
+                <w:szCs w:val="20"/>
+              </w:rPr>
+              <w:t xml:space="preserve"> </w:t>
+            </w:r>
+            <w:r>
+              <w:rPr>
+                <w:rFonts w:eastAsia="Times New Roman" w:cs="Times New Roman"/>
+                <w:color w:val="000000"/>
+                <w:sz w:val="20"/>
+                <w:szCs w:val="20"/>
+              </w:rPr>
+              <w:t>JQuery</w:t>
             </w:r>
           </w:p>
         </w:tc>
@@ -999,6 +1155,82 @@
               <w:jc w:val="both"/>
               <w:rPr>
                 <w:rFonts w:eastAsia="Times New Roman" w:cs="Times New Roman"/>
+                <w:color w:val="000000"/>
+                <w:sz w:val="20"/>
+                <w:szCs w:val="20"/>
+              </w:rPr>
+            </w:pPr>
+            <w:r>
+              <w:rPr>
+                <w:rFonts w:ascii="Segoe UI Symbol" w:eastAsia="Times New Roman" w:hAnsi="Segoe UI Symbol" w:cs="Segoe UI Symbol"/>
+                <w:color w:val="000000"/>
+                <w:sz w:val="20"/>
+                <w:szCs w:val="20"/>
+              </w:rPr>
+              <w:t>✓</w:t>
+            </w:r>
+            <w:r>
+              <w:rPr>
+                <w:rFonts w:eastAsia="Times New Roman" w:cs="Times New Roman"/>
+                <w:color w:val="000000"/>
+                <w:sz w:val="20"/>
+                <w:szCs w:val="20"/>
+              </w:rPr>
+              <w:t xml:space="preserve"> </w:t>
+            </w:r>
+            <w:r>
+              <w:rPr>
+                <w:rFonts w:eastAsia="Times New Roman" w:cs="Times New Roman"/>
+                <w:color w:val="000000"/>
+                <w:sz w:val="20"/>
+                <w:szCs w:val="20"/>
+              </w:rPr>
+              <w:t>DevOps</w:t>
+            </w:r>
+          </w:p>
+          <w:p>
+            <w:pPr>
+              <w:spacing w:after="0" w:line="240" w:lineRule="auto"/>
+              <w:jc w:val="both"/>
+              <w:rPr>
+                <w:rFonts w:eastAsia="Times New Roman" w:cs="Times New Roman"/>
+                <w:szCs w:val="24"/>
+              </w:rPr>
+            </w:pPr>
+            <w:r>
+              <w:rPr>
+                <w:rFonts w:ascii="Segoe UI Symbol" w:eastAsia="Times New Roman" w:hAnsi="Segoe UI Symbol" w:cs="Segoe UI Symbol"/>
+                <w:color w:val="000000"/>
+                <w:sz w:val="20"/>
+                <w:szCs w:val="20"/>
+              </w:rPr>
+              <w:t>✓</w:t>
+            </w:r>
+            <w:r>
+              <w:rPr>
+                <w:rFonts w:eastAsia="Times New Roman" w:cs="Times New Roman"/>
+                <w:color w:val="000000"/>
+                <w:sz w:val="20"/>
+                <w:szCs w:val="20"/>
+              </w:rPr>
+              <w:t xml:space="preserve"> </w:t>
+            </w:r>
+            <w:r>
+              <w:rPr>
+                <w:rFonts w:eastAsia="Times New Roman" w:cs="Times New Roman"/>
+                <w:color w:val="000000"/>
+                <w:sz w:val="20"/>
+                <w:szCs w:val="20"/>
+              </w:rPr>
+              <w:t>CI/CD</w:t>
+            </w:r>
+          </w:p>
+          <w:p>
+            <w:pPr>
+              <w:spacing w:after="0" w:line="240" w:lineRule="auto"/>
+              <w:jc w:val="both"/>
+              <w:rPr>
+                <w:rFonts w:eastAsia="Times New Roman" w:cs="Times New Roman"/>
                 <w:szCs w:val="24"/>
               </w:rPr>
             </w:pPr>
@@ -1232,8 +1464,6 @@
           <w:b/>
           <w:bCs/>
           <w:color w:val="E36C0A" w:themeColor="accent6" w:themeShade="BF"/>
-          <w:sz w:val="20"/>
-          <w:szCs w:val="20"/>
         </w:rPr>
         <w:t>Senior Application Developer</w:t>
       </w:r>
@@ -1339,17 +1569,17 @@
           <w:sz w:val="20"/>
           <w:szCs w:val="20"/>
         </w:rPr>
-        <w:t xml:space="preserve">                    </w:t>
-      </w:r>
-      <w:r>
-        <w:rPr>
-          <w:b/>
-          <w:bCs/>
-          <w:color w:val="000000"/>
-          <w:sz w:val="20"/>
-          <w:szCs w:val="20"/>
-        </w:rPr>
-        <w:t xml:space="preserve"> Mar 2016-Present</w:t>
+        <w:t xml:space="preserve">            </w:t>
+      </w:r>
+      <w:r>
+        <w:rPr>
+          <w:b/>
+          <w:bCs/>
+          <w:color w:val="000000"/>
+          <w:sz w:val="20"/>
+          <w:szCs w:val="20"/>
+        </w:rPr>
+        <w:t>Mar 2016-Present</w:t>
       </w:r>
     </w:p>
     <w:p>
@@ -1514,8 +1744,6 @@
           <w:b/>
           <w:bCs/>
           <w:color w:val="E36C0A" w:themeColor="accent6" w:themeShade="BF"/>
-          <w:sz w:val="20"/>
-          <w:szCs w:val="20"/>
         </w:rPr>
         <w:t>Senior Application Developer</w:t>
       </w:r>
@@ -1621,17 +1849,6 @@
           <w:szCs w:val="20"/>
         </w:rPr>
         <w:t xml:space="preserve"> </w:t>
-      </w:r>
-      <w:r>
-        <w:rPr>
-          <w:rStyle w:val="apple-tab-span"/>
-          <w:b/>
-          <w:bCs/>
-          <w:color w:val="000000"/>
-          <w:sz w:val="20"/>
-          <w:szCs w:val="20"/>
-        </w:rPr>
-        <w:tab/>
       </w:r>
       <w:r>
         <w:rPr>
@@ -1678,43 +1895,7 @@
           <w:sz w:val="20"/>
           <w:szCs w:val="20"/>
         </w:rPr>
-        <w:t xml:space="preserve">Led 4 project teams to develop, implement, and maintain CI/CD pipelines with the </w:t>
-      </w:r>
-      <w:proofErr w:type="spellStart"/>
-      <w:r>
-        <w:rPr>
-          <w:color w:val="000000"/>
-          <w:sz w:val="20"/>
-          <w:szCs w:val="20"/>
-        </w:rPr>
-        <w:t>DevOPS</w:t>
-      </w:r>
-      <w:proofErr w:type="spellEnd"/>
-      <w:r>
-        <w:rPr>
-          <w:color w:val="000000"/>
-          <w:sz w:val="20"/>
-          <w:szCs w:val="20"/>
-        </w:rPr>
-        <w:t xml:space="preserve"> team to analyze potential system solutions with IBM </w:t>
-      </w:r>
-      <w:proofErr w:type="spellStart"/>
-      <w:r>
-        <w:rPr>
-          <w:color w:val="000000"/>
-          <w:sz w:val="20"/>
-          <w:szCs w:val="20"/>
-        </w:rPr>
-        <w:t>uDeploy</w:t>
-      </w:r>
-      <w:proofErr w:type="spellEnd"/>
-      <w:r>
-        <w:rPr>
-          <w:color w:val="000000"/>
-          <w:sz w:val="20"/>
-          <w:szCs w:val="20"/>
-        </w:rPr>
-        <w:t>.</w:t>
+        <w:t>Led 4 project teams to develop, implement, and maintain CI/CD pipelines with the DevOPS team to analyze potential system solutions with IBM uDeploy.</w:t>
       </w:r>
     </w:p>
     <w:p>
@@ -1799,8 +1980,7 @@
           <w:b/>
           <w:bCs/>
           <w:color w:val="E36C0A" w:themeColor="accent6" w:themeShade="BF"/>
-          <w:sz w:val="20"/>
-          <w:szCs w:val="20"/>
+          <w:szCs w:val="24"/>
         </w:rPr>
         <w:t>Senior Programmer Analyst</w:t>
       </w:r>
@@ -2078,8 +2258,7 @@
           <w:b/>
           <w:bCs/>
           <w:color w:val="E36C0A" w:themeColor="accent6" w:themeShade="BF"/>
-          <w:sz w:val="20"/>
-          <w:szCs w:val="20"/>
+          <w:szCs w:val="24"/>
         </w:rPr>
         <w:t>Business Owner / CTO</w:t>
       </w:r>
@@ -2177,16 +2356,25 @@
           <w:szCs w:val="20"/>
         </w:rPr>
         <w:tab/>
-      </w:r>
-      <w:r>
-        <w:rPr>
-          <w:rFonts w:cs="Times New Roman"/>
-          <w:b/>
-          <w:sz w:val="20"/>
-          <w:szCs w:val="20"/>
-        </w:rPr>
-        <w:tab/>
-        <w:t>Sept 2001 – Nov 2010</w:t>
+        <w:t>Sept 2001 – Nov</w:t>
+      </w:r>
+      <w:r>
+        <w:rPr>
+          <w:rFonts w:cs="Times New Roman"/>
+          <w:b/>
+          <w:sz w:val="20"/>
+          <w:szCs w:val="20"/>
+        </w:rPr>
+        <w:t xml:space="preserve"> </w:t>
+      </w:r>
+      <w:r>
+        <w:rPr>
+          <w:rFonts w:cs="Times New Roman"/>
+          <w:b/>
+          <w:sz w:val="20"/>
+          <w:szCs w:val="20"/>
+        </w:rPr>
+        <w:t>2010</w:t>
       </w:r>
     </w:p>
     <w:p>
@@ -2262,6 +2450,7 @@
           <w:sz w:val="20"/>
           <w:szCs w:val="20"/>
         </w:rPr>
+        <w:lastRenderedPageBreak/>
         <w:t xml:space="preserve">Developed cutting-edge MVC Content Management System. The entire project Java based on MySQL as the database </w:t>
       </w:r>
     </w:p>
@@ -2295,10 +2484,26 @@
         <w:pStyle w:val="ListParagraph"/>
         <w:numPr>
           <w:ilvl w:val="0"/>
-          <w:numId w:val="22"/>
+          <w:numId w:val="12"/>
         </w:numPr>
         <w:spacing w:after="0" w:line="240" w:lineRule="auto"/>
-        <w:ind w:left="360"/>
+        <w:rPr>
+          <w:rFonts w:eastAsia="Times New Roman" w:cs="Times New Roman"/>
+          <w:color w:val="000000"/>
+          <w:sz w:val="20"/>
+          <w:szCs w:val="20"/>
+        </w:rPr>
+      </w:pPr>
+      <w:r>
+        <w:rPr>
+          <w:rFonts w:eastAsia="Times New Roman" w:cs="Times New Roman"/>
+          <w:color w:val="000000"/>
+          <w:sz w:val="20"/>
+          <w:szCs w:val="20"/>
+        </w:rPr>
+        <w:t>Oversaw day-to-day operations, including daily SCRUM calls, and defect tracking to optimize for seamless business operations for all projects and products.</w:t>
+      </w:r>
+      <w:r>
         <w:rPr>
           <w:rFonts w:cs="Times New Roman"/>
           <w:b/>
@@ -2309,21 +2514,114 @@
           <w:szCs w:val="20"/>
           <w:lang w:val="en"/>
         </w:rPr>
+        <w:t xml:space="preserve"> </w:t>
+      </w:r>
+    </w:p>
+    <w:p>
+      <w:pPr>
+        <w:spacing w:after="0" w:line="240" w:lineRule="auto"/>
+        <w:rPr>
+          <w:rFonts w:cs="Times New Roman"/>
+          <w:sz w:val="12"/>
+          <w:szCs w:val="12"/>
+        </w:rPr>
+      </w:pPr>
+    </w:p>
+    <w:p>
+      <w:pPr>
+        <w:pStyle w:val="ListParagraph"/>
+        <w:spacing w:after="0" w:line="240" w:lineRule="auto"/>
+        <w:ind w:left="360"/>
+        <w:rPr>
+          <w:rFonts w:cs="Times New Roman"/>
+          <w:sz w:val="12"/>
+          <w:szCs w:val="12"/>
+        </w:rPr>
+      </w:pPr>
+    </w:p>
+    <w:p>
+      <w:pPr>
+        <w:shd w:val="clear" w:color="auto" w:fill="DBE5F1" w:themeFill="accent1" w:themeFillTint="33"/>
+        <w:spacing w:after="0" w:line="240" w:lineRule="auto"/>
+        <w:jc w:val="center"/>
+        <w:rPr>
+          <w:rFonts w:cs="Times New Roman"/>
+          <w:b/>
+          <w:color w:val="0070C0"/>
+          <w:sz w:val="20"/>
+          <w:szCs w:val="20"/>
+        </w:rPr>
+      </w:pPr>
+      <w:r>
+        <w:rPr>
+          <w:rFonts w:cs="Times New Roman"/>
+          <w:b/>
+          <w:color w:val="0070C0"/>
+          <w:sz w:val="20"/>
+          <w:szCs w:val="20"/>
+        </w:rPr>
+        <w:t>EDUCATION</w:t>
+      </w:r>
+    </w:p>
+    <w:p>
+      <w:pPr>
+        <w:pStyle w:val="ListParagraph"/>
+        <w:spacing w:after="0" w:line="240" w:lineRule="auto"/>
+        <w:ind w:left="360"/>
+        <w:rPr>
+          <w:rFonts w:cs="Times New Roman"/>
+          <w:sz w:val="12"/>
+          <w:szCs w:val="12"/>
+        </w:rPr>
+      </w:pPr>
+    </w:p>
+    <w:p>
+      <w:pPr>
+        <w:spacing w:after="0" w:line="240" w:lineRule="auto"/>
+        <w:rPr>
+          <w:rFonts w:cs="Times New Roman"/>
+          <w:bCs/>
+          <w:iCs/>
+          <w:sz w:val="20"/>
+          <w:szCs w:val="20"/>
+          <w:lang w:val="en"/>
+        </w:rPr>
       </w:pPr>
       <w:r>
         <w:rPr>
           <w:rFonts w:eastAsia="Times New Roman" w:cs="Times New Roman"/>
-          <w:color w:val="000000"/>
-          <w:sz w:val="20"/>
-          <w:szCs w:val="20"/>
-        </w:rPr>
-        <w:lastRenderedPageBreak/>
-        <w:t>Oversaw day-to-day operations, including daily SCRUM calls, and defect tracking to optimize for seamless business operations for all projects and products.</w:t>
-      </w:r>
-      <w:r>
-        <w:rPr>
-          <w:rFonts w:cs="Times New Roman"/>
-          <w:b/>
+          <w:b/>
+          <w:bCs/>
+          <w:color w:val="E36C0A" w:themeColor="accent6" w:themeShade="BF"/>
+          <w:szCs w:val="24"/>
+        </w:rPr>
+        <w:t>Bachelor of Arts - BA, Sociology</w:t>
+      </w:r>
+      <w:r>
+        <w:rPr>
+          <w:rFonts w:cs="Times New Roman"/>
+          <w:b/>
+          <w:iCs/>
+          <w:sz w:val="20"/>
+          <w:szCs w:val="20"/>
+          <w:lang w:val="en"/>
+        </w:rPr>
+        <w:t xml:space="preserve"> </w:t>
+      </w:r>
+      <w:r>
+        <w:rPr>
+          <w:rFonts w:cs="Times New Roman"/>
+          <w:bCs/>
+          <w:iCs/>
+          <w:sz w:val="20"/>
+          <w:szCs w:val="20"/>
+          <w:lang w:val="en"/>
+        </w:rPr>
+        <w:t xml:space="preserve">| </w:t>
+      </w:r>
+      <w:r>
+        <w:rPr>
+          <w:rFonts w:cs="Times New Roman"/>
           <w:bCs/>
           <w:iCs/>
           <w:color w:val="0070C0"/>
@@ -2331,12 +2629,86 @@
           <w:szCs w:val="20"/>
           <w:lang w:val="en"/>
         </w:rPr>
+        <w:t xml:space="preserve">Saint Mary's University </w:t>
+      </w:r>
+    </w:p>
+    <w:p>
+      <w:pPr>
+        <w:spacing w:after="0" w:line="240" w:lineRule="auto"/>
+        <w:rPr>
+          <w:rFonts w:cs="Times New Roman"/>
+          <w:b/>
+          <w:bCs/>
+          <w:iCs/>
+          <w:color w:val="0070C0"/>
+          <w:sz w:val="20"/>
+          <w:szCs w:val="20"/>
+          <w:lang w:val="en"/>
+        </w:rPr>
+      </w:pPr>
+      <w:r>
+        <w:rPr>
+          <w:rFonts w:eastAsia="Times New Roman" w:cs="Times New Roman"/>
+          <w:b/>
+          <w:bCs/>
+          <w:color w:val="E36C0A" w:themeColor="accent6" w:themeShade="BF"/>
+          <w:szCs w:val="24"/>
+        </w:rPr>
+        <w:t>Diploma, Object Oriented Programming</w:t>
+      </w:r>
+      <w:r>
+        <w:rPr>
+          <w:rFonts w:cs="Times New Roman"/>
+          <w:b/>
+          <w:iCs/>
+          <w:sz w:val="20"/>
+          <w:szCs w:val="20"/>
+          <w:lang w:val="en"/>
+        </w:rPr>
         <w:t xml:space="preserve"> </w:t>
       </w:r>
-    </w:p>
-    <w:p>
-      <w:pPr>
-        <w:spacing w:after="0" w:line="240" w:lineRule="auto"/>
+      <w:r>
+        <w:rPr>
+          <w:rFonts w:cs="Times New Roman"/>
+          <w:bCs/>
+          <w:iCs/>
+          <w:sz w:val="20"/>
+          <w:szCs w:val="20"/>
+          <w:lang w:val="en"/>
+        </w:rPr>
+        <w:t xml:space="preserve">| </w:t>
+      </w:r>
+      <w:r>
+        <w:rPr>
+          <w:rFonts w:cs="Times New Roman"/>
+          <w:bCs/>
+          <w:iCs/>
+          <w:color w:val="0070C0"/>
+          <w:sz w:val="20"/>
+          <w:szCs w:val="20"/>
+          <w:lang w:val="en"/>
+        </w:rPr>
+        <w:t>Advanced Training and Services</w:t>
+      </w:r>
+      <w:r>
+        <w:rPr>
+          <w:rFonts w:cs="Times New Roman"/>
+          <w:b/>
+          <w:bCs/>
+          <w:iCs/>
+          <w:color w:val="0070C0"/>
+          <w:sz w:val="20"/>
+          <w:szCs w:val="20"/>
+          <w:lang w:val="en"/>
+        </w:rPr>
+        <w:t xml:space="preserve"> </w:t>
+      </w:r>
+    </w:p>
+    <w:p>
+      <w:pPr>
+        <w:pStyle w:val="ListParagraph"/>
+        <w:spacing w:after="0" w:line="240" w:lineRule="auto"/>
+        <w:ind w:left="360"/>
         <w:rPr>
           <w:rFonts w:cs="Times New Roman"/>
           <w:sz w:val="12"/>
@@ -2377,14 +2749,12 @@
           <w:sz w:val="20"/>
           <w:szCs w:val="20"/>
         </w:rPr>
-        <w:t>EDUCATION</w:t>
-      </w:r>
-    </w:p>
-    <w:p>
-      <w:pPr>
-        <w:pStyle w:val="ListParagraph"/>
-        <w:spacing w:after="0" w:line="240" w:lineRule="auto"/>
-        <w:ind w:left="360"/>
+        <w:t>APPLICATIONS</w:t>
+      </w:r>
+    </w:p>
+    <w:p>
+      <w:pPr>
+        <w:spacing w:after="0" w:line="240" w:lineRule="auto"/>
         <w:rPr>
           <w:rFonts w:cs="Times New Roman"/>
           <w:sz w:val="12"/>
@@ -2396,12 +2766,10 @@
       <w:pPr>
         <w:spacing w:after="0" w:line="240" w:lineRule="auto"/>
         <w:rPr>
-          <w:rFonts w:cs="Times New Roman"/>
-          <w:bCs/>
-          <w:iCs/>
-          <w:sz w:val="20"/>
-          <w:szCs w:val="20"/>
-          <w:lang w:val="en"/>
+          <w:rFonts w:eastAsia="Times New Roman" w:cs="Times New Roman"/>
+          <w:color w:val="000000"/>
+          <w:sz w:val="20"/>
+          <w:szCs w:val="20"/>
         </w:rPr>
       </w:pPr>
       <w:r>
@@ -2412,55 +2780,59 @@
           <w:color w:val="E36C0A" w:themeColor="accent6" w:themeShade="BF"/>
           <w:szCs w:val="24"/>
         </w:rPr>
-        <w:t>Bachelor of Arts - BA, Sociology</w:t>
-      </w:r>
-      <w:r>
-        <w:rPr>
-          <w:rFonts w:cs="Times New Roman"/>
-          <w:b/>
-          <w:iCs/>
-          <w:sz w:val="20"/>
-          <w:szCs w:val="20"/>
-          <w:lang w:val="en"/>
+        <w:t>CGS: Augmented Reality Application</w:t>
+      </w:r>
+      <w:r>
+        <w:rPr>
+          <w:rFonts w:eastAsia="Times New Roman" w:cs="Times New Roman"/>
+          <w:b/>
+          <w:bCs/>
+          <w:color w:val="E36C0A" w:themeColor="accent6" w:themeShade="BF"/>
+          <w:sz w:val="20"/>
+          <w:szCs w:val="20"/>
+        </w:rPr>
+        <w:t>:</w:t>
+      </w:r>
+      <w:r>
+        <w:rPr>
+          <w:rFonts w:cs="Times New Roman"/>
+          <w:b/>
+          <w:bCs/>
+          <w:sz w:val="20"/>
+          <w:szCs w:val="20"/>
         </w:rPr>
         <w:t xml:space="preserve"> </w:t>
       </w:r>
       <w:r>
         <w:rPr>
-          <w:rFonts w:cs="Times New Roman"/>
-          <w:bCs/>
-          <w:iCs/>
-          <w:sz w:val="20"/>
-          <w:szCs w:val="20"/>
-          <w:lang w:val="en"/>
-        </w:rPr>
-        <w:t xml:space="preserve">| </w:t>
-      </w:r>
-      <w:r>
-        <w:rPr>
-          <w:rFonts w:cs="Times New Roman"/>
-          <w:bCs/>
-          <w:iCs/>
-          <w:color w:val="0070C0"/>
-          <w:sz w:val="20"/>
-          <w:szCs w:val="20"/>
-          <w:lang w:val="en"/>
-        </w:rPr>
-        <w:t xml:space="preserve">Saint Mary's University </w:t>
-      </w:r>
-    </w:p>
-    <w:p>
-      <w:pPr>
-        <w:spacing w:after="0" w:line="240" w:lineRule="auto"/>
-        <w:rPr>
-          <w:rFonts w:cs="Times New Roman"/>
-          <w:b/>
-          <w:bCs/>
-          <w:iCs/>
-          <w:color w:val="0070C0"/>
-          <w:sz w:val="20"/>
-          <w:szCs w:val="20"/>
-          <w:lang w:val="en"/>
+          <w:rFonts w:eastAsia="Times New Roman" w:cs="Times New Roman"/>
+          <w:color w:val="000000"/>
+          <w:sz w:val="20"/>
+          <w:szCs w:val="20"/>
+        </w:rPr>
+        <w:t>Developed VERSION 1 with the following technologies JavaScript DOM, REST API, Typescript, PostgreSQL</w:t>
+      </w:r>
+    </w:p>
+    <w:p>
+      <w:pPr>
+        <w:spacing w:after="0" w:line="240" w:lineRule="auto"/>
+        <w:rPr>
+          <w:rFonts w:cs="Times New Roman"/>
+          <w:b/>
+          <w:bCs/>
+          <w:sz w:val="20"/>
+          <w:szCs w:val="20"/>
+        </w:rPr>
+      </w:pPr>
+    </w:p>
+    <w:p>
+      <w:pPr>
+        <w:spacing w:after="0" w:line="240" w:lineRule="auto"/>
+        <w:rPr>
+          <w:rFonts w:eastAsia="Times New Roman" w:cs="Times New Roman"/>
+          <w:color w:val="000000"/>
+          <w:sz w:val="20"/>
+          <w:szCs w:val="20"/>
         </w:rPr>
       </w:pPr>
       <w:r>
@@ -2471,140 +2843,164 @@
           <w:color w:val="E36C0A" w:themeColor="accent6" w:themeShade="BF"/>
           <w:szCs w:val="24"/>
         </w:rPr>
-        <w:t>Diploma, Object Oriented Programming</w:t>
-      </w:r>
-      <w:r>
-        <w:rPr>
-          <w:rFonts w:cs="Times New Roman"/>
-          <w:b/>
-          <w:iCs/>
-          <w:sz w:val="20"/>
-          <w:szCs w:val="20"/>
-          <w:lang w:val="en"/>
+        <w:t>CGS: Augmented Reality Application:</w:t>
+      </w:r>
+      <w:r>
+        <w:rPr>
+          <w:rFonts w:cs="Times New Roman"/>
+          <w:b/>
+          <w:bCs/>
+          <w:sz w:val="20"/>
+          <w:szCs w:val="20"/>
         </w:rPr>
         <w:t xml:space="preserve"> </w:t>
       </w:r>
       <w:r>
         <w:rPr>
-          <w:rFonts w:cs="Times New Roman"/>
-          <w:bCs/>
-          <w:iCs/>
-          <w:sz w:val="20"/>
-          <w:szCs w:val="20"/>
-          <w:lang w:val="en"/>
-        </w:rPr>
-        <w:t xml:space="preserve">| </w:t>
-      </w:r>
-      <w:r>
-        <w:rPr>
-          <w:rFonts w:cs="Times New Roman"/>
-          <w:bCs/>
-          <w:iCs/>
-          <w:color w:val="0070C0"/>
-          <w:sz w:val="20"/>
-          <w:szCs w:val="20"/>
-          <w:lang w:val="en"/>
-        </w:rPr>
-        <w:t>Advanced Training and Services</w:t>
-      </w:r>
-      <w:r>
-        <w:rPr>
-          <w:rFonts w:cs="Times New Roman"/>
-          <w:b/>
-          <w:bCs/>
-          <w:iCs/>
-          <w:color w:val="0070C0"/>
-          <w:sz w:val="20"/>
-          <w:szCs w:val="20"/>
-          <w:lang w:val="en"/>
+          <w:rFonts w:eastAsia="Times New Roman" w:cs="Times New Roman"/>
+          <w:color w:val="000000"/>
+          <w:sz w:val="20"/>
+          <w:szCs w:val="20"/>
+        </w:rPr>
+        <w:t>Currently developing VERSION 2 with the following technologies JavaScript DOM, REST API, Typescript, PostgreSQL</w:t>
+      </w:r>
+    </w:p>
+    <w:p>
+      <w:pPr>
+        <w:spacing w:after="0" w:line="240" w:lineRule="auto"/>
+        <w:rPr>
+          <w:rFonts w:cs="Times New Roman"/>
+          <w:b/>
+          <w:bCs/>
+          <w:sz w:val="20"/>
+          <w:szCs w:val="20"/>
+        </w:rPr>
+      </w:pPr>
+    </w:p>
+    <w:p>
+      <w:pPr>
+        <w:spacing w:after="0" w:line="240" w:lineRule="auto"/>
+        <w:rPr>
+          <w:rFonts w:eastAsia="Times New Roman" w:cs="Times New Roman"/>
+          <w:color w:val="000000"/>
+          <w:sz w:val="20"/>
+          <w:szCs w:val="20"/>
+        </w:rPr>
+      </w:pPr>
+      <w:r>
+        <w:rPr>
+          <w:rFonts w:eastAsia="Times New Roman" w:cs="Times New Roman"/>
+          <w:b/>
+          <w:bCs/>
+          <w:color w:val="E36C0A" w:themeColor="accent6" w:themeShade="BF"/>
+          <w:szCs w:val="24"/>
+        </w:rPr>
+        <w:t>JD IRVING: Executive Reporting / Dashboard:</w:t>
+      </w:r>
+      <w:r>
+        <w:rPr>
+          <w:rFonts w:cs="Times New Roman"/>
+          <w:b/>
+          <w:bCs/>
+          <w:sz w:val="20"/>
+          <w:szCs w:val="20"/>
         </w:rPr>
         <w:t xml:space="preserve"> </w:t>
       </w:r>
-    </w:p>
-    <w:p>
-      <w:pPr>
-        <w:pStyle w:val="ListParagraph"/>
-        <w:spacing w:after="0" w:line="240" w:lineRule="auto"/>
-        <w:ind w:left="360"/>
-        <w:rPr>
-          <w:rFonts w:cs="Times New Roman"/>
-          <w:sz w:val="12"/>
-          <w:szCs w:val="12"/>
-        </w:rPr>
-      </w:pPr>
-    </w:p>
-    <w:p>
-      <w:pPr>
-        <w:pStyle w:val="ListParagraph"/>
-        <w:spacing w:after="0" w:line="240" w:lineRule="auto"/>
-        <w:ind w:left="360"/>
-        <w:rPr>
-          <w:rFonts w:cs="Times New Roman"/>
-          <w:sz w:val="12"/>
-          <w:szCs w:val="12"/>
-        </w:rPr>
-      </w:pPr>
-    </w:p>
-    <w:p>
-      <w:pPr>
-        <w:shd w:val="clear" w:color="auto" w:fill="DBE5F1" w:themeFill="accent1" w:themeFillTint="33"/>
-        <w:spacing w:after="0" w:line="240" w:lineRule="auto"/>
-        <w:jc w:val="center"/>
-        <w:rPr>
-          <w:rFonts w:cs="Times New Roman"/>
-          <w:b/>
-          <w:color w:val="0070C0"/>
-          <w:sz w:val="20"/>
-          <w:szCs w:val="20"/>
-        </w:rPr>
-      </w:pPr>
-      <w:r>
-        <w:rPr>
-          <w:rFonts w:cs="Times New Roman"/>
-          <w:b/>
-          <w:color w:val="0070C0"/>
-          <w:sz w:val="20"/>
-          <w:szCs w:val="20"/>
-        </w:rPr>
-        <w:t>APPLICATIONS</w:t>
-      </w:r>
-    </w:p>
-    <w:p>
-      <w:pPr>
-        <w:spacing w:after="0" w:line="240" w:lineRule="auto"/>
-        <w:rPr>
-          <w:rFonts w:cs="Times New Roman"/>
-          <w:sz w:val="12"/>
-          <w:szCs w:val="12"/>
-        </w:rPr>
-      </w:pPr>
-    </w:p>
-    <w:p>
-      <w:pPr>
-        <w:spacing w:after="0" w:line="240" w:lineRule="auto"/>
+      <w:r>
         <w:rPr>
           <w:rFonts w:eastAsia="Times New Roman" w:cs="Times New Roman"/>
           <w:color w:val="000000"/>
           <w:sz w:val="20"/>
           <w:szCs w:val="20"/>
         </w:rPr>
-      </w:pPr>
-      <w:r>
+        <w:t>Developed Enterprise Reporting Dashboard for JDI Owner. Designed and Integrated 10 backend applications to retrieve real-time data to mobile devices for constant updates on 10 enterprise applications to report results from anywhere at any time. (REST API, JavaScript, Oracle, C#)</w:t>
+      </w:r>
+    </w:p>
+    <w:p>
+      <w:pPr>
+        <w:spacing w:after="0" w:line="240" w:lineRule="auto"/>
+        <w:rPr>
+          <w:rFonts w:cs="Times New Roman"/>
+          <w:sz w:val="20"/>
+          <w:szCs w:val="20"/>
+        </w:rPr>
+      </w:pPr>
+    </w:p>
+    <w:p>
+      <w:pPr>
+        <w:spacing w:after="0" w:line="240" w:lineRule="auto"/>
         <w:rPr>
           <w:rFonts w:eastAsia="Times New Roman" w:cs="Times New Roman"/>
           <w:b/>
           <w:bCs/>
           <w:color w:val="E36C0A" w:themeColor="accent6" w:themeShade="BF"/>
-          <w:sz w:val="20"/>
-          <w:szCs w:val="20"/>
-        </w:rPr>
-        <w:t>CGS: Augmented Reality Application:</w:t>
-      </w:r>
-      <w:r>
-        <w:rPr>
-          <w:rFonts w:cs="Times New Roman"/>
-          <w:b/>
-          <w:bCs/>
+          <w:szCs w:val="24"/>
+        </w:rPr>
+      </w:pPr>
+      <w:r>
+        <w:rPr>
+          <w:rFonts w:eastAsia="Times New Roman" w:cs="Times New Roman"/>
+          <w:b/>
+          <w:bCs/>
+          <w:color w:val="E36C0A" w:themeColor="accent6" w:themeShade="BF"/>
+          <w:szCs w:val="24"/>
+        </w:rPr>
+        <w:t>JD IRVING: Sawmill Mill Application Design &amp; Build:</w:t>
+      </w:r>
+    </w:p>
+    <w:p>
+      <w:pPr>
+        <w:spacing w:after="0" w:line="240" w:lineRule="auto"/>
+        <w:rPr>
+          <w:rFonts w:eastAsia="Times New Roman" w:cs="Times New Roman"/>
+          <w:color w:val="000000"/>
+          <w:sz w:val="20"/>
+          <w:szCs w:val="20"/>
+        </w:rPr>
+      </w:pPr>
+      <w:r>
+        <w:rPr>
+          <w:rFonts w:eastAsia="Times New Roman" w:cs="Times New Roman"/>
+          <w:color w:val="000000"/>
+          <w:sz w:val="20"/>
+          <w:szCs w:val="20"/>
+        </w:rPr>
+        <w:t>Designed and assisted in re-write of 20-year-old software. Led a team of 5 developers to complete the project. Consisted of a new mobile app and integration of 3rd party applications, including bar/QR code application. (C#, Oracle, Cron Jobs, REST API, SSIS)</w:t>
+      </w:r>
+    </w:p>
+    <w:p>
+      <w:pPr>
+        <w:spacing w:after="0" w:line="240" w:lineRule="auto"/>
+        <w:rPr>
+          <w:rFonts w:cs="Times New Roman"/>
+          <w:sz w:val="20"/>
+          <w:szCs w:val="20"/>
+        </w:rPr>
+      </w:pPr>
+    </w:p>
+    <w:p>
+      <w:pPr>
+        <w:spacing w:after="0" w:line="240" w:lineRule="auto"/>
+        <w:rPr>
+          <w:rFonts w:eastAsia="Times New Roman" w:cs="Times New Roman"/>
+          <w:color w:val="000000"/>
+          <w:sz w:val="20"/>
+          <w:szCs w:val="20"/>
+        </w:rPr>
+      </w:pPr>
+      <w:r>
+        <w:rPr>
+          <w:rFonts w:eastAsia="Times New Roman" w:cs="Times New Roman"/>
+          <w:b/>
+          <w:bCs/>
+          <w:color w:val="E36C0A" w:themeColor="accent6" w:themeShade="BF"/>
+          <w:szCs w:val="24"/>
+        </w:rPr>
+        <w:t>EVOLVING SOLUTIONS: OfficeGateway:</w:t>
+      </w:r>
+      <w:r>
+        <w:rPr>
           <w:sz w:val="20"/>
           <w:szCs w:val="20"/>
         </w:rPr>
@@ -2617,20 +3013,8 @@
           <w:sz w:val="20"/>
           <w:szCs w:val="20"/>
         </w:rPr>
-        <w:t>Developed VERSION 1 with the following technologies JavaScript DOM, REST API, Typescript, PostgreSQL</w:t>
-      </w:r>
-    </w:p>
-    <w:p>
-      <w:pPr>
-        <w:spacing w:after="0" w:line="240" w:lineRule="auto"/>
-        <w:rPr>
-          <w:rFonts w:cs="Times New Roman"/>
-          <w:b/>
-          <w:bCs/>
-          <w:sz w:val="20"/>
-          <w:szCs w:val="20"/>
-        </w:rPr>
-      </w:pPr>
+        <w:t xml:space="preserve">Designed and developed a small business portal, using liferay.com. </w:t>
+      </w:r>
     </w:p>
     <w:p>
       <w:pPr>
@@ -2645,261 +3029,40 @@
       <w:r>
         <w:rPr>
           <w:rFonts w:eastAsia="Times New Roman" w:cs="Times New Roman"/>
+          <w:color w:val="000000"/>
+          <w:sz w:val="20"/>
+          <w:szCs w:val="20"/>
+        </w:rPr>
+        <w:t>Led team of 3 developers to customize portlets to include within the open-source Liferay platforms. Successfully registered over 20 companies on a monthly fee.</w:t>
+      </w:r>
+    </w:p>
+    <w:p>
+      <w:pPr>
+        <w:spacing w:after="0" w:line="240" w:lineRule="auto"/>
+        <w:rPr>
+          <w:rFonts w:cs="Times New Roman"/>
+          <w:sz w:val="20"/>
+          <w:szCs w:val="20"/>
+        </w:rPr>
+      </w:pPr>
+    </w:p>
+    <w:p>
+      <w:pPr>
+        <w:spacing w:after="0" w:line="240" w:lineRule="auto"/>
+        <w:rPr>
+          <w:rFonts w:eastAsia="Times New Roman" w:cs="Times New Roman"/>
+          <w:color w:val="000000"/>
+          <w:sz w:val="20"/>
+          <w:szCs w:val="20"/>
+        </w:rPr>
+      </w:pPr>
+      <w:r>
+        <w:rPr>
+          <w:rFonts w:eastAsia="Times New Roman" w:cs="Times New Roman"/>
           <w:b/>
           <w:bCs/>
           <w:color w:val="E36C0A" w:themeColor="accent6" w:themeShade="BF"/>
-          <w:sz w:val="20"/>
-          <w:szCs w:val="20"/>
-        </w:rPr>
-        <w:t>CGS: Augmented Reality Application:</w:t>
-      </w:r>
-      <w:r>
-        <w:rPr>
-          <w:rFonts w:cs="Times New Roman"/>
-          <w:b/>
-          <w:bCs/>
-          <w:sz w:val="20"/>
-          <w:szCs w:val="20"/>
-        </w:rPr>
-        <w:t xml:space="preserve"> </w:t>
-      </w:r>
-      <w:r>
-        <w:rPr>
-          <w:rFonts w:eastAsia="Times New Roman" w:cs="Times New Roman"/>
-          <w:color w:val="000000"/>
-          <w:sz w:val="20"/>
-          <w:szCs w:val="20"/>
-        </w:rPr>
-        <w:t>Currently developing VERSION 2 with the following technologies JavaScript DOM, REST API, Typescript, PostgreSQL</w:t>
-      </w:r>
-    </w:p>
-    <w:p>
-      <w:pPr>
-        <w:spacing w:after="0" w:line="240" w:lineRule="auto"/>
-        <w:rPr>
-          <w:rFonts w:cs="Times New Roman"/>
-          <w:b/>
-          <w:bCs/>
-          <w:sz w:val="20"/>
-          <w:szCs w:val="20"/>
-        </w:rPr>
-      </w:pPr>
-    </w:p>
-    <w:p>
-      <w:pPr>
-        <w:spacing w:after="0" w:line="240" w:lineRule="auto"/>
-        <w:rPr>
-          <w:rFonts w:eastAsia="Times New Roman" w:cs="Times New Roman"/>
-          <w:color w:val="000000"/>
-          <w:sz w:val="20"/>
-          <w:szCs w:val="20"/>
-        </w:rPr>
-      </w:pPr>
-      <w:r>
-        <w:rPr>
-          <w:rFonts w:eastAsia="Times New Roman" w:cs="Times New Roman"/>
-          <w:b/>
-          <w:bCs/>
-          <w:color w:val="E36C0A" w:themeColor="accent6" w:themeShade="BF"/>
-          <w:sz w:val="20"/>
-          <w:szCs w:val="20"/>
-        </w:rPr>
-        <w:t>JD IRVING: Executive Reporting / Dashboard</w:t>
-      </w:r>
-      <w:r>
-        <w:rPr>
-          <w:rFonts w:cs="Times New Roman"/>
-          <w:b/>
-          <w:bCs/>
-          <w:sz w:val="20"/>
-          <w:szCs w:val="20"/>
-        </w:rPr>
-        <w:t xml:space="preserve">: </w:t>
-      </w:r>
-      <w:r>
-        <w:rPr>
-          <w:rFonts w:eastAsia="Times New Roman" w:cs="Times New Roman"/>
-          <w:color w:val="000000"/>
-          <w:sz w:val="20"/>
-          <w:szCs w:val="20"/>
-        </w:rPr>
-        <w:t>Developed Enterprise Reporting Dashboard for JDI Owner. Designed and Integrated 10 backend applications to retrieve real-time data to mobile devices for constant updates on 10 enterprise applications to report results from anywhere at any time. (REST API, JavaScript, Oracle, C#)</w:t>
-      </w:r>
-    </w:p>
-    <w:p>
-      <w:pPr>
-        <w:spacing w:after="0" w:line="240" w:lineRule="auto"/>
-        <w:rPr>
-          <w:rFonts w:cs="Times New Roman"/>
-          <w:sz w:val="20"/>
-          <w:szCs w:val="20"/>
-        </w:rPr>
-      </w:pPr>
-    </w:p>
-    <w:p>
-      <w:pPr>
-        <w:spacing w:after="0" w:line="240" w:lineRule="auto"/>
-        <w:rPr>
-          <w:rFonts w:eastAsia="Times New Roman" w:cs="Times New Roman"/>
-          <w:b/>
-          <w:bCs/>
-          <w:color w:val="E36C0A" w:themeColor="accent6" w:themeShade="BF"/>
-          <w:sz w:val="20"/>
-          <w:szCs w:val="20"/>
-        </w:rPr>
-      </w:pPr>
-      <w:r>
-        <w:rPr>
-          <w:rFonts w:eastAsia="Times New Roman" w:cs="Times New Roman"/>
-          <w:b/>
-          <w:bCs/>
-          <w:color w:val="E36C0A" w:themeColor="accent6" w:themeShade="BF"/>
-          <w:sz w:val="20"/>
-          <w:szCs w:val="20"/>
-        </w:rPr>
-        <w:t>JD IRVING: Sawmill Mill Application Design &amp; Build:</w:t>
-      </w:r>
-    </w:p>
-    <w:p>
-      <w:pPr>
-        <w:spacing w:after="0" w:line="240" w:lineRule="auto"/>
-        <w:rPr>
-          <w:rFonts w:eastAsia="Times New Roman" w:cs="Times New Roman"/>
-          <w:color w:val="000000"/>
-          <w:sz w:val="20"/>
-          <w:szCs w:val="20"/>
-        </w:rPr>
-      </w:pPr>
-      <w:r>
-        <w:rPr>
-          <w:rFonts w:eastAsia="Times New Roman" w:cs="Times New Roman"/>
-          <w:color w:val="000000"/>
-          <w:sz w:val="20"/>
-          <w:szCs w:val="20"/>
-        </w:rPr>
-        <w:t>Designed and assisted in re-write of 20-year-old software. Led a team of 5 developers to complete the project. Consisted of a new mobile app and integration of 3rd party applications, including bar/QR code application. (C#, Oracle, Cron Jobs, REST API, SSIS)</w:t>
-      </w:r>
-    </w:p>
-    <w:p>
-      <w:pPr>
-        <w:spacing w:after="0" w:line="240" w:lineRule="auto"/>
-        <w:rPr>
-          <w:rFonts w:cs="Times New Roman"/>
-          <w:sz w:val="20"/>
-          <w:szCs w:val="20"/>
-        </w:rPr>
-      </w:pPr>
-    </w:p>
-    <w:p>
-      <w:pPr>
-        <w:spacing w:after="0" w:line="240" w:lineRule="auto"/>
-        <w:rPr>
-          <w:rFonts w:eastAsia="Times New Roman" w:cs="Times New Roman"/>
-          <w:color w:val="000000"/>
-          <w:sz w:val="20"/>
-          <w:szCs w:val="20"/>
-        </w:rPr>
-      </w:pPr>
-      <w:r>
-        <w:rPr>
-          <w:rFonts w:eastAsia="Times New Roman" w:cs="Times New Roman"/>
-          <w:b/>
-          <w:bCs/>
-          <w:color w:val="E36C0A" w:themeColor="accent6" w:themeShade="BF"/>
-          <w:sz w:val="20"/>
-          <w:szCs w:val="20"/>
-        </w:rPr>
-        <w:t xml:space="preserve">EVOLVING SOLUTIONS: </w:t>
-      </w:r>
-      <w:proofErr w:type="spellStart"/>
-      <w:r>
-        <w:rPr>
-          <w:rFonts w:eastAsia="Times New Roman" w:cs="Times New Roman"/>
-          <w:b/>
-          <w:bCs/>
-          <w:color w:val="E36C0A" w:themeColor="accent6" w:themeShade="BF"/>
-          <w:sz w:val="20"/>
-          <w:szCs w:val="20"/>
-        </w:rPr>
-        <w:t>OfficeGateway</w:t>
-      </w:r>
-      <w:proofErr w:type="spellEnd"/>
-      <w:r>
-        <w:rPr>
-          <w:rFonts w:eastAsia="Times New Roman" w:cs="Times New Roman"/>
-          <w:b/>
-          <w:bCs/>
-          <w:color w:val="E36C0A" w:themeColor="accent6" w:themeShade="BF"/>
-          <w:sz w:val="20"/>
-          <w:szCs w:val="20"/>
-        </w:rPr>
-        <w:t>:</w:t>
-      </w:r>
-      <w:r>
-        <w:rPr>
-          <w:sz w:val="20"/>
-          <w:szCs w:val="20"/>
-        </w:rPr>
-        <w:t xml:space="preserve"> </w:t>
-      </w:r>
-      <w:r>
-        <w:rPr>
-          <w:rFonts w:eastAsia="Times New Roman" w:cs="Times New Roman"/>
-          <w:color w:val="000000"/>
-          <w:sz w:val="20"/>
-          <w:szCs w:val="20"/>
-        </w:rPr>
-        <w:t xml:space="preserve">Designed and developed a small business portal, using liferay.com. </w:t>
-      </w:r>
-    </w:p>
-    <w:p>
-      <w:pPr>
-        <w:spacing w:after="0" w:line="240" w:lineRule="auto"/>
-        <w:rPr>
-          <w:rFonts w:eastAsia="Times New Roman" w:cs="Times New Roman"/>
-          <w:color w:val="000000"/>
-          <w:sz w:val="20"/>
-          <w:szCs w:val="20"/>
-        </w:rPr>
-      </w:pPr>
-      <w:r>
-        <w:rPr>
-          <w:rFonts w:eastAsia="Times New Roman" w:cs="Times New Roman"/>
-          <w:color w:val="000000"/>
-          <w:sz w:val="20"/>
-          <w:szCs w:val="20"/>
-        </w:rPr>
-        <w:t>Led team of 3 developers to customize portlets to include within the open-source Liferay platforms. Successfully registered over 20 companies on a monthly fee.</w:t>
-      </w:r>
-    </w:p>
-    <w:p>
-      <w:pPr>
-        <w:spacing w:after="0" w:line="240" w:lineRule="auto"/>
-        <w:rPr>
-          <w:rFonts w:cs="Times New Roman"/>
-          <w:sz w:val="20"/>
-          <w:szCs w:val="20"/>
-        </w:rPr>
-      </w:pPr>
-    </w:p>
-    <w:p>
-      <w:pPr>
-        <w:spacing w:after="0" w:line="240" w:lineRule="auto"/>
-        <w:rPr>
-          <w:rFonts w:eastAsia="Times New Roman" w:cs="Times New Roman"/>
-          <w:color w:val="000000"/>
-          <w:sz w:val="20"/>
-          <w:szCs w:val="20"/>
-        </w:rPr>
-      </w:pPr>
-      <w:r>
-        <w:rPr>
-          <w:rFonts w:eastAsia="Times New Roman" w:cs="Times New Roman"/>
-          <w:b/>
-          <w:bCs/>
-          <w:color w:val="E36C0A" w:themeColor="accent6" w:themeShade="BF"/>
-          <w:sz w:val="20"/>
-          <w:szCs w:val="20"/>
+          <w:szCs w:val="24"/>
         </w:rPr>
         <w:t>EVOLVING SOLUTIONS: Custom CMS:</w:t>
       </w:r>
@@ -3013,7 +3176,7 @@
           <w:sz w:val="20"/>
           <w:szCs w:val="20"/>
         </w:rPr>
-        <w:t xml:space="preserve">CSSLP Cert Prep: 2 </w:t>
+        <w:t>CSSLP Cert Prep: 2</w:t>
       </w:r>
     </w:p>
     <w:p>
@@ -3038,7 +3201,7 @@
           <w:sz w:val="20"/>
           <w:szCs w:val="20"/>
         </w:rPr>
-        <w:t>Oracle Java Certified Programmer</w:t>
+        <w:t>ASP.NET MVC with AngularJS and Bootstrap (Learning Tree)</w:t>
       </w:r>
     </w:p>
     <w:p>
@@ -3063,78 +3226,7 @@
           <w:sz w:val="20"/>
           <w:szCs w:val="20"/>
         </w:rPr>
-        <w:t>Voted Captain of minor and Junior hockey teams.</w:t>
-      </w:r>
-    </w:p>
-    <w:p>
-      <w:pPr>
-        <w:spacing w:after="0" w:line="240" w:lineRule="auto"/>
-        <w:rPr>
-          <w:rFonts w:eastAsia="Times New Roman" w:cs="Times New Roman"/>
-          <w:color w:val="000000"/>
-          <w:sz w:val="20"/>
-          <w:szCs w:val="20"/>
-        </w:rPr>
-      </w:pPr>
-    </w:p>
-    <w:p>
-      <w:pPr>
-        <w:shd w:val="clear" w:color="auto" w:fill="DBE5F1" w:themeFill="accent1" w:themeFillTint="33"/>
-        <w:spacing w:after="0" w:line="240" w:lineRule="auto"/>
-        <w:jc w:val="center"/>
-        <w:rPr>
-          <w:rFonts w:cs="Times New Roman"/>
-          <w:b/>
-          <w:color w:val="0070C0"/>
-          <w:sz w:val="20"/>
-          <w:szCs w:val="20"/>
-        </w:rPr>
-      </w:pPr>
-      <w:r>
-        <w:rPr>
-          <w:rFonts w:cs="Times New Roman"/>
-          <w:b/>
-          <w:color w:val="0070C0"/>
-          <w:sz w:val="20"/>
-          <w:szCs w:val="20"/>
-        </w:rPr>
-        <w:t>VOLUNTEER  EXPERIENCE</w:t>
-      </w:r>
-    </w:p>
-    <w:p>
-      <w:pPr>
-        <w:pStyle w:val="ListParagraph"/>
-        <w:spacing w:after="0" w:line="240" w:lineRule="auto"/>
-        <w:ind w:left="360"/>
-        <w:rPr>
-          <w:rFonts w:cs="Times New Roman"/>
-          <w:sz w:val="12"/>
-          <w:szCs w:val="12"/>
-        </w:rPr>
-      </w:pPr>
-    </w:p>
-    <w:p>
-      <w:pPr>
-        <w:spacing w:after="0" w:line="240" w:lineRule="auto"/>
-        <w:rPr>
-          <w:rFonts w:eastAsia="Times New Roman" w:cs="Times New Roman"/>
-          <w:b/>
-          <w:bCs/>
-          <w:color w:val="E36C0A" w:themeColor="accent6" w:themeShade="BF"/>
-          <w:sz w:val="20"/>
-          <w:szCs w:val="20"/>
-        </w:rPr>
-      </w:pPr>
-      <w:r>
-        <w:rPr>
-          <w:rFonts w:eastAsia="Times New Roman" w:cs="Times New Roman"/>
-          <w:b/>
-          <w:bCs/>
-          <w:color w:val="E36C0A" w:themeColor="accent6" w:themeShade="BF"/>
-          <w:sz w:val="20"/>
-          <w:szCs w:val="20"/>
-        </w:rPr>
-        <w:t>Minor Sports Coach</w:t>
+        <w:t>User Experience (UX) Design Successful Software (Learning Tree)</w:t>
       </w:r>
     </w:p>
     <w:p>
@@ -3159,7 +3251,7 @@
           <w:sz w:val="20"/>
           <w:szCs w:val="20"/>
         </w:rPr>
-        <w:t>Cultivate foundational baseball skills, with a focus on instilling values of teamwork, sportsmanship, and clear communication.</w:t>
+        <w:t>Agile Software Development with MS Team Foundation Server (Learning Tree)</w:t>
       </w:r>
     </w:p>
     <w:p>
@@ -3184,41 +3276,7 @@
           <w:sz w:val="20"/>
           <w:szCs w:val="20"/>
         </w:rPr>
-        <w:t>Nourish essential life skills like leadership, resilience, and empathy, providing a holistic learning environment that promotes personal growth for young participants.</w:t>
-      </w:r>
-    </w:p>
-    <w:p>
-      <w:pPr>
-        <w:spacing w:after="0" w:line="240" w:lineRule="auto"/>
-        <w:rPr>
-          <w:rFonts w:cs="Times New Roman"/>
-          <w:sz w:val="20"/>
-          <w:szCs w:val="20"/>
-        </w:rPr>
-      </w:pPr>
-    </w:p>
-    <w:p>
-      <w:pPr>
-        <w:spacing w:after="0" w:line="240" w:lineRule="auto"/>
-        <w:rPr>
-          <w:rFonts w:eastAsia="Times New Roman" w:cs="Times New Roman"/>
-          <w:b/>
-          <w:bCs/>
-          <w:color w:val="E36C0A" w:themeColor="accent6" w:themeShade="BF"/>
-          <w:sz w:val="20"/>
-          <w:szCs w:val="20"/>
-        </w:rPr>
-      </w:pPr>
-      <w:r>
-        <w:rPr>
-          <w:rFonts w:eastAsia="Times New Roman" w:cs="Times New Roman"/>
-          <w:b/>
-          <w:bCs/>
-          <w:color w:val="E36C0A" w:themeColor="accent6" w:themeShade="BF"/>
-          <w:sz w:val="20"/>
-          <w:szCs w:val="20"/>
-        </w:rPr>
-        <w:t>Elderdog.ca Volunteer - Saint John, NB, Canada</w:t>
+        <w:t>Oracle Java Certified Programmer</w:t>
       </w:r>
     </w:p>
     <w:p>
@@ -3243,6 +3301,184 @@
           <w:sz w:val="20"/>
           <w:szCs w:val="20"/>
         </w:rPr>
+        <w:t>Recognized as Captain of minor and Junior hockey teams.</w:t>
+      </w:r>
+    </w:p>
+    <w:p>
+      <w:pPr>
+        <w:pStyle w:val="ListParagraph"/>
+        <w:spacing w:after="0" w:line="240" w:lineRule="auto"/>
+        <w:ind w:left="360"/>
+        <w:rPr>
+          <w:rFonts w:eastAsia="Times New Roman" w:cs="Times New Roman"/>
+          <w:color w:val="000000"/>
+          <w:sz w:val="20"/>
+          <w:szCs w:val="20"/>
+        </w:rPr>
+      </w:pPr>
+    </w:p>
+    <w:p>
+      <w:pPr>
+        <w:shd w:val="clear" w:color="auto" w:fill="DBE5F1" w:themeFill="accent1" w:themeFillTint="33"/>
+        <w:spacing w:after="0" w:line="240" w:lineRule="auto"/>
+        <w:jc w:val="center"/>
+        <w:rPr>
+          <w:rFonts w:cs="Times New Roman"/>
+          <w:b/>
+          <w:color w:val="0070C0"/>
+          <w:sz w:val="20"/>
+          <w:szCs w:val="20"/>
+        </w:rPr>
+      </w:pPr>
+      <w:r>
+        <w:rPr>
+          <w:rFonts w:cs="Times New Roman"/>
+          <w:b/>
+          <w:color w:val="0070C0"/>
+          <w:sz w:val="20"/>
+          <w:szCs w:val="20"/>
+        </w:rPr>
+        <w:t>VOLUNTEER  EXPERIENCE</w:t>
+      </w:r>
+    </w:p>
+    <w:p>
+      <w:pPr>
+        <w:pStyle w:val="ListParagraph"/>
+        <w:spacing w:after="0" w:line="240" w:lineRule="auto"/>
+        <w:ind w:left="360"/>
+        <w:rPr>
+          <w:rFonts w:cs="Times New Roman"/>
+          <w:sz w:val="12"/>
+          <w:szCs w:val="12"/>
+        </w:rPr>
+      </w:pPr>
+    </w:p>
+    <w:p>
+      <w:pPr>
+        <w:spacing w:after="0" w:line="240" w:lineRule="auto"/>
+        <w:rPr>
+          <w:rFonts w:eastAsia="Times New Roman" w:cs="Times New Roman"/>
+          <w:b/>
+          <w:bCs/>
+          <w:color w:val="E36C0A" w:themeColor="accent6" w:themeShade="BF"/>
+          <w:szCs w:val="24"/>
+        </w:rPr>
+      </w:pPr>
+      <w:r>
+        <w:rPr>
+          <w:rFonts w:eastAsia="Times New Roman" w:cs="Times New Roman"/>
+          <w:b/>
+          <w:bCs/>
+          <w:color w:val="E36C0A" w:themeColor="accent6" w:themeShade="BF"/>
+          <w:szCs w:val="24"/>
+        </w:rPr>
+        <w:t>Minor Sports Coach</w:t>
+      </w:r>
+    </w:p>
+    <w:p>
+      <w:pPr>
+        <w:pStyle w:val="ListParagraph"/>
+        <w:numPr>
+          <w:ilvl w:val="0"/>
+          <w:numId w:val="5"/>
+        </w:numPr>
+        <w:spacing w:after="0" w:line="240" w:lineRule="auto"/>
+        <w:rPr>
+          <w:rFonts w:eastAsia="Times New Roman" w:cs="Times New Roman"/>
+          <w:color w:val="000000"/>
+          <w:sz w:val="20"/>
+          <w:szCs w:val="20"/>
+        </w:rPr>
+      </w:pPr>
+      <w:r>
+        <w:rPr>
+          <w:rFonts w:eastAsia="Times New Roman" w:cs="Times New Roman"/>
+          <w:color w:val="000000"/>
+          <w:sz w:val="20"/>
+          <w:szCs w:val="20"/>
+        </w:rPr>
+        <w:t>Cultivate foundational baseball skills, with a focus on instilling values of teamwork, sportsmanship, and clear communication.</w:t>
+      </w:r>
+    </w:p>
+    <w:p>
+      <w:pPr>
+        <w:pStyle w:val="ListParagraph"/>
+        <w:numPr>
+          <w:ilvl w:val="0"/>
+          <w:numId w:val="5"/>
+        </w:numPr>
+        <w:spacing w:after="0" w:line="240" w:lineRule="auto"/>
+        <w:rPr>
+          <w:rFonts w:eastAsia="Times New Roman" w:cs="Times New Roman"/>
+          <w:color w:val="000000"/>
+          <w:sz w:val="20"/>
+          <w:szCs w:val="20"/>
+        </w:rPr>
+      </w:pPr>
+      <w:r>
+        <w:rPr>
+          <w:rFonts w:eastAsia="Times New Roman" w:cs="Times New Roman"/>
+          <w:color w:val="000000"/>
+          <w:sz w:val="20"/>
+          <w:szCs w:val="20"/>
+        </w:rPr>
+        <w:t>Nourish essential life skills like leadership, resilience, and empathy, providing a learning environment that promotes personal growth for young participants.</w:t>
+      </w:r>
+    </w:p>
+    <w:p>
+      <w:pPr>
+        <w:spacing w:after="0" w:line="240" w:lineRule="auto"/>
+        <w:rPr>
+          <w:rFonts w:cs="Times New Roman"/>
+          <w:sz w:val="20"/>
+          <w:szCs w:val="20"/>
+        </w:rPr>
+      </w:pPr>
+    </w:p>
+    <w:p>
+      <w:pPr>
+        <w:spacing w:after="0" w:line="240" w:lineRule="auto"/>
+        <w:rPr>
+          <w:rFonts w:eastAsia="Times New Roman" w:cs="Times New Roman"/>
+          <w:b/>
+          <w:bCs/>
+          <w:color w:val="E36C0A" w:themeColor="accent6" w:themeShade="BF"/>
+          <w:szCs w:val="24"/>
+        </w:rPr>
+      </w:pPr>
+      <w:r>
+        <w:rPr>
+          <w:rFonts w:eastAsia="Times New Roman" w:cs="Times New Roman"/>
+          <w:b/>
+          <w:bCs/>
+          <w:color w:val="E36C0A" w:themeColor="accent6" w:themeShade="BF"/>
+          <w:szCs w:val="24"/>
+        </w:rPr>
+        <w:t>Elderdog.ca Volunteer - Saint John, NB, Canada</w:t>
+      </w:r>
+    </w:p>
+    <w:p>
+      <w:pPr>
+        <w:pStyle w:val="ListParagraph"/>
+        <w:numPr>
+          <w:ilvl w:val="0"/>
+          <w:numId w:val="5"/>
+        </w:numPr>
+        <w:spacing w:after="0" w:line="240" w:lineRule="auto"/>
+        <w:rPr>
+          <w:rFonts w:eastAsia="Times New Roman" w:cs="Times New Roman"/>
+          <w:color w:val="000000"/>
+          <w:sz w:val="20"/>
+          <w:szCs w:val="20"/>
+        </w:rPr>
+      </w:pPr>
+      <w:r>
+        <w:rPr>
+          <w:rFonts w:eastAsia="Times New Roman" w:cs="Times New Roman"/>
+          <w:color w:val="000000"/>
+          <w:sz w:val="20"/>
+          <w:szCs w:val="20"/>
+        </w:rPr>
         <w:t>Volunteer to walk dogs for elderly individuals, providing companionship and exercise while promoting their well-being.</w:t>
       </w:r>
     </w:p>
@@ -3264,8 +3500,7 @@
           <w:b/>
           <w:bCs/>
           <w:color w:val="E36C0A" w:themeColor="accent6" w:themeShade="BF"/>
-          <w:sz w:val="20"/>
-          <w:szCs w:val="20"/>
+          <w:szCs w:val="24"/>
         </w:rPr>
       </w:pPr>
       <w:r>
@@ -3274,8 +3509,7 @@
           <w:b/>
           <w:bCs/>
           <w:color w:val="E36C0A" w:themeColor="accent6" w:themeShade="BF"/>
-          <w:sz w:val="20"/>
-          <w:szCs w:val="20"/>
+          <w:szCs w:val="24"/>
         </w:rPr>
         <w:t>Gratitude Today</w:t>
       </w:r>
@@ -5091,7 +5325,7 @@
   <w:abstractNum w:abstractNumId="13" w15:restartNumberingAfterBreak="0">
     <w:nsid w:val="4E4E4782"/>
     <w:multiLevelType w:val="hybridMultilevel"/>
-    <w:tmpl w:val="E40E85F6"/>
+    <w:tmpl w:val="D58C047E"/>
     <w:lvl w:ilvl="0" w:tplc="AD24D1BA">
       <w:start w:val="1"/>
       <w:numFmt w:val="bullet"/>

--- a/AdrianNadeauResume.docx
+++ b/AdrianNadeauResume.docx
@@ -1121,6 +1121,7 @@
               </w:rPr>
               <w:t xml:space="preserve"> </w:t>
             </w:r>
+            <w:proofErr w:type="spellStart"/>
             <w:r>
               <w:rPr>
                 <w:rFonts w:eastAsia="Times New Roman" w:cs="Times New Roman"/>
@@ -1130,6 +1131,7 @@
               </w:rPr>
               <w:t>JQuery</w:t>
             </w:r>
+            <w:proofErr w:type="spellEnd"/>
           </w:p>
         </w:tc>
         <w:tc>
@@ -1569,17 +1571,27 @@
           <w:sz w:val="20"/>
           <w:szCs w:val="20"/>
         </w:rPr>
-        <w:t xml:space="preserve">            </w:t>
-      </w:r>
-      <w:r>
-        <w:rPr>
-          <w:b/>
-          <w:bCs/>
-          <w:color w:val="000000"/>
-          <w:sz w:val="20"/>
-          <w:szCs w:val="20"/>
-        </w:rPr>
-        <w:t>Mar 2016-Present</w:t>
+        <w:t xml:space="preserve">         </w:t>
+      </w:r>
+      <w:r>
+        <w:rPr>
+          <w:b/>
+          <w:bCs/>
+          <w:color w:val="000000"/>
+          <w:sz w:val="20"/>
+          <w:szCs w:val="20"/>
+        </w:rPr>
+        <w:t>Mar 2016-</w:t>
+      </w:r>
+      <w:r>
+        <w:rPr>
+          <w:b/>
+          <w:bCs/>
+          <w:color w:val="000000"/>
+          <w:sz w:val="20"/>
+          <w:szCs w:val="20"/>
+        </w:rPr>
+        <w:t>Dec-2023</w:t>
       </w:r>
     </w:p>
     <w:p>
@@ -1895,7 +1907,43 @@
           <w:sz w:val="20"/>
           <w:szCs w:val="20"/>
         </w:rPr>
-        <w:t>Led 4 project teams to develop, implement, and maintain CI/CD pipelines with the DevOPS team to analyze potential system solutions with IBM uDeploy.</w:t>
+        <w:t xml:space="preserve">Led 4 project teams to develop, implement, and maintain CI/CD pipelines with the </w:t>
+      </w:r>
+      <w:proofErr w:type="spellStart"/>
+      <w:r>
+        <w:rPr>
+          <w:color w:val="000000"/>
+          <w:sz w:val="20"/>
+          <w:szCs w:val="20"/>
+        </w:rPr>
+        <w:t>DevOPS</w:t>
+      </w:r>
+      <w:proofErr w:type="spellEnd"/>
+      <w:r>
+        <w:rPr>
+          <w:color w:val="000000"/>
+          <w:sz w:val="20"/>
+          <w:szCs w:val="20"/>
+        </w:rPr>
+        <w:t xml:space="preserve"> team to analyze potential system solutions with IBM </w:t>
+      </w:r>
+      <w:proofErr w:type="spellStart"/>
+      <w:r>
+        <w:rPr>
+          <w:color w:val="000000"/>
+          <w:sz w:val="20"/>
+          <w:szCs w:val="20"/>
+        </w:rPr>
+        <w:t>uDeploy</w:t>
+      </w:r>
+      <w:proofErr w:type="spellEnd"/>
+      <w:r>
+        <w:rPr>
+          <w:color w:val="000000"/>
+          <w:sz w:val="20"/>
+          <w:szCs w:val="20"/>
+        </w:rPr>
+        <w:t>.</w:t>
       </w:r>
     </w:p>
     <w:p>
@@ -2096,6 +2144,27 @@
           <w:lang w:val="en"/>
         </w:rPr>
         <w:tab/>
+      </w:r>
+      <w:r>
+        <w:rPr>
+          <w:rFonts w:cs="Times New Roman"/>
+          <w:b/>
+          <w:iCs/>
+          <w:sz w:val="20"/>
+          <w:szCs w:val="20"/>
+          <w:lang w:val="en"/>
+        </w:rPr>
+        <w:t xml:space="preserve">      </w:t>
+      </w:r>
+      <w:r>
+        <w:rPr>
+          <w:rFonts w:cs="Times New Roman"/>
+          <w:b/>
+          <w:iCs/>
+          <w:sz w:val="20"/>
+          <w:szCs w:val="20"/>
+          <w:lang w:val="en"/>
+        </w:rPr>
         <w:t>Nov 2010 – Mar 2016</w:t>
       </w:r>
     </w:p>
@@ -2356,6 +2425,23 @@
           <w:szCs w:val="20"/>
         </w:rPr>
         <w:tab/>
+      </w:r>
+      <w:r>
+        <w:rPr>
+          <w:rFonts w:cs="Times New Roman"/>
+          <w:b/>
+          <w:sz w:val="20"/>
+          <w:szCs w:val="20"/>
+        </w:rPr>
+        <w:t xml:space="preserve">     </w:t>
+      </w:r>
+      <w:r>
+        <w:rPr>
+          <w:rFonts w:cs="Times New Roman"/>
+          <w:b/>
+          <w:sz w:val="20"/>
+          <w:szCs w:val="20"/>
+        </w:rPr>
         <w:t>Sept 2001 – Nov</w:t>
       </w:r>
       <w:r>
@@ -2451,7 +2537,27 @@
           <w:szCs w:val="20"/>
         </w:rPr>
         <w:lastRenderedPageBreak/>
-        <w:t xml:space="preserve">Developed cutting-edge MVC Content Management System. The entire project Java based on MySQL as the database </w:t>
+        <w:t xml:space="preserve">Developed cutting-edge MVC Content Management System. The entire project Java based on MySQL as the </w:t>
+      </w:r>
+      <w:proofErr w:type="gramStart"/>
+      <w:r>
+        <w:rPr>
+          <w:rFonts w:eastAsia="Times New Roman" w:cs="Times New Roman"/>
+          <w:color w:val="000000"/>
+          <w:sz w:val="20"/>
+          <w:szCs w:val="20"/>
+        </w:rPr>
+        <w:t>database</w:t>
+      </w:r>
+      <w:proofErr w:type="gramEnd"/>
+      <w:r>
+        <w:rPr>
+          <w:rFonts w:eastAsia="Times New Roman" w:cs="Times New Roman"/>
+          <w:color w:val="000000"/>
+          <w:sz w:val="20"/>
+          <w:szCs w:val="20"/>
+        </w:rPr>
+        <w:t xml:space="preserve"> </w:t>
       </w:r>
     </w:p>
     <w:p>
@@ -2501,7 +2607,27 @@
           <w:sz w:val="20"/>
           <w:szCs w:val="20"/>
         </w:rPr>
-        <w:t>Oversaw day-to-day operations, including daily SCRUM calls, and defect tracking to optimize for seamless business operations for all projects and products.</w:t>
+        <w:t xml:space="preserve">Oversaw day-to-day operations, including daily SCRUM calls, and defect tracking to </w:t>
+      </w:r>
+      <w:proofErr w:type="gramStart"/>
+      <w:r>
+        <w:rPr>
+          <w:rFonts w:eastAsia="Times New Roman" w:cs="Times New Roman"/>
+          <w:color w:val="000000"/>
+          <w:sz w:val="20"/>
+          <w:szCs w:val="20"/>
+        </w:rPr>
+        <w:t>optimize for</w:t>
+      </w:r>
+      <w:proofErr w:type="gramEnd"/>
+      <w:r>
+        <w:rPr>
+          <w:rFonts w:eastAsia="Times New Roman" w:cs="Times New Roman"/>
+          <w:color w:val="000000"/>
+          <w:sz w:val="20"/>
+          <w:szCs w:val="20"/>
+        </w:rPr>
+        <w:t xml:space="preserve"> seamless business operations for all projects and products.</w:t>
       </w:r>
       <w:r>
         <w:rPr>
@@ -2997,7 +3123,29 @@
           <w:color w:val="E36C0A" w:themeColor="accent6" w:themeShade="BF"/>
           <w:szCs w:val="24"/>
         </w:rPr>
-        <w:t>EVOLVING SOLUTIONS: OfficeGateway:</w:t>
+        <w:t xml:space="preserve">EVOLVING SOLUTIONS: </w:t>
+      </w:r>
+      <w:proofErr w:type="spellStart"/>
+      <w:r>
+        <w:rPr>
+          <w:rFonts w:eastAsia="Times New Roman" w:cs="Times New Roman"/>
+          <w:b/>
+          <w:bCs/>
+          <w:color w:val="E36C0A" w:themeColor="accent6" w:themeShade="BF"/>
+          <w:szCs w:val="24"/>
+        </w:rPr>
+        <w:t>OfficeGateway</w:t>
+      </w:r>
+      <w:proofErr w:type="spellEnd"/>
+      <w:r>
+        <w:rPr>
+          <w:rFonts w:eastAsia="Times New Roman" w:cs="Times New Roman"/>
+          <w:b/>
+          <w:bCs/>
+          <w:color w:val="E36C0A" w:themeColor="accent6" w:themeShade="BF"/>
+          <w:szCs w:val="24"/>
+        </w:rPr>
+        <w:t>:</w:t>
       </w:r>
       <w:r>
         <w:rPr>
@@ -3330,6 +3478,7 @@
           <w:szCs w:val="20"/>
         </w:rPr>
       </w:pPr>
+      <w:proofErr w:type="gramStart"/>
       <w:r>
         <w:rPr>
           <w:rFonts w:cs="Times New Roman"/>
@@ -3340,6 +3489,7 @@
         </w:rPr>
         <w:t>VOLUNTEER  EXPERIENCE</w:t>
       </w:r>
+      <w:proofErr w:type="gramEnd"/>
     </w:p>
     <w:p>
       <w:pPr>
